--- a/t23_s4.docx
+++ b/t23_s4.docx
@@ -3,2168 +3,998 @@
 <w:document xmlns:wpc="http://schemas.microsoft.com/office/word/2010/wordprocessingCanvas" xmlns:mo="http://schemas.microsoft.com/office/mac/office/2008/main" xmlns:mc="http://schemas.openxmlformats.org/markup-compatibility/2006" xmlns:mv="urn:schemas-microsoft-com:mac:vml" xmlns:o="urn:schemas-microsoft-com:office:office" xmlns:r="http://schemas.openxmlformats.org/officeDocument/2006/relationships" xmlns:m="http://schemas.openxmlformats.org/officeDocument/2006/math" xmlns:v="urn:schemas-microsoft-com:vml" xmlns:wp14="http://schemas.microsoft.com/office/word/2010/wordprocessingDrawing" xmlns:wp="http://schemas.openxmlformats.org/drawingml/2006/wordprocessingDrawing" xmlns:w10="urn:schemas-microsoft-com:office:word" xmlns:w="http://schemas.openxmlformats.org/wordprocessingml/2006/main" xmlns:w14="http://schemas.microsoft.com/office/word/2010/wordml" xmlns:wpg="http://schemas.microsoft.com/office/word/2010/wordprocessingGroup" xmlns:wpi="http://schemas.microsoft.com/office/word/2010/wordprocessingInk" xmlns:wne="http://schemas.microsoft.com/office/word/2006/wordml" xmlns:wps="http://schemas.microsoft.com/office/word/2010/wordprocessingShape" mc:Ignorable="w14 wp14">
   <w:body>
     <w:p>
-      <w:pPr>
-        <w:spacing w:after="20" w:before="120"/>
-      </w:pPr>
       <w:r>
-        <w:rPr>
-          <w:b/>
-          <w:sz w:val="22"/>
-        </w:rPr>
-        <w:t>Question: A nurse is going to start the peritoneal dialysis. Which is a first priority action of the nurse?</w:t>
+        <w:t xml:space="preserve">Question: A patient with acute gastroenteritis and severe dehydration is in shock. The nurse should:</w:t>
       </w:r>
     </w:p>
     <w:p>
-      <w:pPr>
-        <w:spacing w:after="0" w:before="0"/>
-      </w:pPr>
       <w:r>
-        <w:rPr>
-          <w:b w:val="0"/>
-          <w:sz w:val="22"/>
-        </w:rPr>
-        <w:t>(a) Auscultate and palpate for bruit and thrill</w:t>
+        <w:t xml:space="preserve">(a) Give rapid IV Ringer's lactate boluses and monitor</w:t>
       </w:r>
     </w:p>
     <w:p>
-      <w:pPr>
-        <w:spacing w:after="0" w:before="0"/>
-      </w:pPr>
       <w:r>
-        <w:rPr>
-          <w:b w:val="0"/>
-          <w:sz w:val="22"/>
-        </w:rPr>
-        <w:t>(b) Apply Foley`s catheter</w:t>
+        <w:t xml:space="preserve">(b) Give ORS only</w:t>
       </w:r>
     </w:p>
     <w:p>
-      <w:pPr>
-        <w:spacing w:after="0" w:before="0"/>
-      </w:pPr>
       <w:r>
-        <w:rPr>
-          <w:b w:val="0"/>
-          <w:sz w:val="22"/>
-        </w:rPr>
-        <w:t>(c) Warm the dialysate solution</w:t>
+        <w:t xml:space="preserve">(c) Give plain water</w:t>
       </w:r>
     </w:p>
     <w:p>
-      <w:pPr>
-        <w:spacing w:after="0" w:before="0"/>
-      </w:pPr>
       <w:r>
-        <w:rPr>
-          <w:b w:val="0"/>
-          <w:sz w:val="22"/>
-        </w:rPr>
-        <w:t>(d) Place the client in left side lying position</w:t>
+        <w:t xml:space="preserve">(d) Wait for the physician</w:t>
       </w:r>
     </w:p>
     <w:p>
-      <w:pPr>
-        <w:spacing w:after="0" w:before="40"/>
-      </w:pPr>
       <w:r>
-        <w:rPr>
-          <w:b/>
-          <w:sz w:val="22"/>
-        </w:rPr>
-        <w:t>Answer: c</w:t>
+        <w:t xml:space="preserve">Answer: a</w:t>
       </w:r>
     </w:p>
     <w:p>
-      <w:pPr>
-        <w:spacing w:after="0" w:before="0"/>
-      </w:pPr>
       <w:r>
-        <w:rPr>
-          <w:b w:val="0"/>
-          <w:sz w:val="21"/>
-        </w:rPr>
-        <w:t>Solution: The peritoneal cavity is very sensitive to temperature, and using cold dialysate can cause discomfort and pain during the procedure. Warming the dialysate to body temperature (around 37°C or 98.6°F) before use helps to prevent this discomfort and improve the effectiveness of the dialysis. In addition, warming the dialysate can help to increase the flow of fluid into and out of the peritoneal cavity, which can improve the efficiency of the dialysis process.</w:t>
+        <w:t xml:space="preserve">Solution: Shock in severe dehydration — rapid IV Ringer's lactate (20 mL/kg boluses, up to 100 mL/kg over 3–4 hours), with close monitoring of pulses, perfusion, and urine output.</w:t>
       </w:r>
     </w:p>
     <w:p>
-      <w:pPr>
-        <w:spacing w:after="0" w:before="0"/>
-      </w:pPr>
       <w:r>
-        <w:rPr>
-          <w:b w:val="0"/>
-          <w:sz w:val="20"/>
-        </w:rPr>
-        <w:t>Positive Marks: 1</w:t>
+        <w:t xml:space="preserve">Positive Marks: 1</w:t>
       </w:r>
     </w:p>
     <w:p>
-      <w:pPr>
-        <w:spacing w:after="160" w:before="0"/>
-      </w:pPr>
       <w:r>
-        <w:rPr>
-          <w:b w:val="0"/>
-          <w:sz w:val="20"/>
-        </w:rPr>
-        <w:t>Negative Marks: 0.25</w:t>
+        <w:t xml:space="preserve">Negative Marks: 0.25</w:t>
       </w:r>
     </w:p>
     <w:p>
-      <w:pPr>
-        <w:spacing w:after="20" w:before="120"/>
-      </w:pPr>
       <w:r>
-        <w:rPr>
-          <w:b/>
-          <w:sz w:val="22"/>
-        </w:rPr>
-        <w:t>Question: Which of the following food should be avoided when the patient is on MAOI?</w:t>
+        <w:t xml:space="preserve"/>
       </w:r>
     </w:p>
     <w:p>
-      <w:pPr>
-        <w:spacing w:after="0" w:before="0"/>
-      </w:pPr>
       <w:r>
-        <w:rPr>
-          <w:b w:val="0"/>
-          <w:sz w:val="22"/>
-        </w:rPr>
-        <w:t>(a) Calcium rich food</w:t>
+        <w:t xml:space="preserve">Question: The nurse is preparing a patient for an endoscopy. The nurse should:</w:t>
       </w:r>
     </w:p>
     <w:p>
-      <w:pPr>
-        <w:spacing w:after="0" w:before="0"/>
-      </w:pPr>
       <w:r>
-        <w:rPr>
-          <w:b w:val="0"/>
-          <w:sz w:val="22"/>
-        </w:rPr>
-        <w:t>(b) Alanine containing food</w:t>
+        <w:t xml:space="preserve">(a) Ensure NPO, consent, and medication review</w:t>
       </w:r>
     </w:p>
     <w:p>
-      <w:pPr>
-        <w:spacing w:after="0" w:before="0"/>
-      </w:pPr>
       <w:r>
-        <w:rPr>
-          <w:b w:val="0"/>
-          <w:sz w:val="22"/>
-        </w:rPr>
-        <w:t>(c) Tyramine containing food</w:t>
+        <w:t xml:space="preserve">(b) Give a heavy meal</w:t>
       </w:r>
     </w:p>
     <w:p>
-      <w:pPr>
-        <w:spacing w:after="0" w:before="0"/>
-      </w:pPr>
       <w:r>
-        <w:rPr>
-          <w:b w:val="0"/>
-          <w:sz w:val="22"/>
-        </w:rPr>
-        <w:t>(d) Gluten rich food</w:t>
+        <w:t xml:space="preserve">(c) Skip the consent</w:t>
       </w:r>
     </w:p>
     <w:p>
-      <w:pPr>
-        <w:spacing w:after="0" w:before="40"/>
-      </w:pPr>
       <w:r>
-        <w:rPr>
-          <w:b/>
-          <w:sz w:val="22"/>
-        </w:rPr>
-        <w:t>Answer: c</w:t>
+        <w:t xml:space="preserve">(d) Restrict fluids only</w:t>
       </w:r>
     </w:p>
     <w:p>
-      <w:pPr>
-        <w:spacing w:after="0" w:before="0"/>
-      </w:pPr>
       <w:r>
-        <w:rPr>
-          <w:b w:val="0"/>
-          <w:sz w:val="21"/>
-        </w:rPr>
-        <w:t>Solution: Patients on MAO inhibitors must avoid tyramine-containing foods (aged cheese, cured meats, fermented foods) to prevent hypertensive crisis.</w:t>
+        <w:t xml:space="preserve">Answer: a</w:t>
       </w:r>
     </w:p>
     <w:p>
-      <w:pPr>
-        <w:spacing w:after="0" w:before="0"/>
-      </w:pPr>
       <w:r>
-        <w:rPr>
-          <w:b w:val="0"/>
-          <w:sz w:val="20"/>
-        </w:rPr>
-        <w:t>Positive Marks: 1</w:t>
+        <w:t xml:space="preserve">Solution: Endoscopy preparation — NPO (6–8 hours), informed consent, and medication review (anticoagulants held per protocol). The nurse monitors after the procedure.</w:t>
       </w:r>
     </w:p>
     <w:p>
-      <w:pPr>
-        <w:spacing w:after="160" w:before="0"/>
-      </w:pPr>
       <w:r>
-        <w:rPr>
-          <w:b w:val="0"/>
-          <w:sz w:val="20"/>
-        </w:rPr>
-        <w:t>Negative Marks: 0.25</w:t>
+        <w:t xml:space="preserve">Positive Marks: 1</w:t>
       </w:r>
     </w:p>
     <w:p>
-      <w:pPr>
-        <w:spacing w:after="20" w:before="120"/>
-      </w:pPr>
       <w:r>
-        <w:rPr>
-          <w:b/>
-          <w:sz w:val="22"/>
-        </w:rPr>
-        <w:t>Question: A G3 female history of 2 previous second trimester abortion present at 22 weeks of gestational with funnelling of cervix and length of cervix 20 mm. Most appropriate management would be?</w:t>
+        <w:t xml:space="preserve">Negative Marks: 0.25</w:t>
       </w:r>
     </w:p>
     <w:p>
-      <w:pPr>
-        <w:spacing w:after="0" w:before="0"/>
-      </w:pPr>
       <w:r>
-        <w:rPr>
-          <w:b w:val="0"/>
-          <w:sz w:val="22"/>
-        </w:rPr>
-        <w:t>(a) Apply cervical circlage</w:t>
+        <w:t xml:space="preserve"/>
       </w:r>
     </w:p>
     <w:p>
-      <w:pPr>
-        <w:spacing w:after="0" w:before="0"/>
-      </w:pPr>
       <w:r>
-        <w:rPr>
-          <w:b w:val="0"/>
-          <w:sz w:val="22"/>
-        </w:rPr>
-        <w:t>(b) Administer dinoprostone and bed rest</w:t>
+        <w:t xml:space="preserve">Question: A patient in the postpartum period has lochia rubra with large clots and a boggy uterus. The nurse should:</w:t>
       </w:r>
     </w:p>
     <w:p>
-      <w:pPr>
-        <w:spacing w:after="0" w:before="0"/>
-      </w:pPr>
       <w:r>
-        <w:rPr>
-          <w:b w:val="0"/>
-          <w:sz w:val="22"/>
-        </w:rPr>
-        <w:t>(c) Administer misoprostol and bed rest</w:t>
+        <w:t xml:space="preserve">(a) Massage the fundus, empty the bladder, and notify the physician</w:t>
       </w:r>
     </w:p>
     <w:p>
-      <w:pPr>
-        <w:spacing w:after="0" w:before="0"/>
-      </w:pPr>
       <w:r>
-        <w:rPr>
-          <w:b w:val="0"/>
-          <w:sz w:val="22"/>
-        </w:rPr>
-        <w:t>(d) Apply fothergill stretch</w:t>
+        <w:t xml:space="preserve">(b) Ignore the bleeding</w:t>
       </w:r>
     </w:p>
     <w:p>
-      <w:pPr>
-        <w:spacing w:after="0" w:before="40"/>
-      </w:pPr>
       <w:r>
-        <w:rPr>
-          <w:b/>
-          <w:sz w:val="22"/>
-        </w:rPr>
-        <w:t>Answer: a</w:t>
+        <w:t xml:space="preserve">(c) Restrict fluids</w:t>
       </w:r>
     </w:p>
     <w:p>
-      <w:pPr>
-        <w:spacing w:after="0" w:before="0"/>
-      </w:pPr>
       <w:r>
-        <w:rPr>
-          <w:b w:val="0"/>
-          <w:sz w:val="21"/>
-        </w:rPr>
-        <w:t>Solution: In a G3 female with a history of 2 previous second-trimester abortions, presenting at 22 weeks of gestation with funneling of the cervix and a cervix length of 20 mm, the most appropriate management would be to apply cervical cerclage (option B). Cervical cerclage is a surgical procedure in which a stitch or suture is placed around the cervix to provide mechanical support and prevent premature cervical dilation. It is indicated in cases of cervical insufficiency, where the cervix is weak and at risk of premature opening. By reinforcing the cervix, cervical cerclage helps prolong the pregnancy and reduce the risk of preterm birth. abortion</w:t>
+        <w:t xml:space="preserve">(d) Give sedatives</w:t>
       </w:r>
     </w:p>
     <w:p>
-      <w:pPr>
-        <w:spacing w:after="0" w:before="0"/>
-      </w:pPr>
       <w:r>
-        <w:rPr>
-          <w:b w:val="0"/>
-          <w:sz w:val="20"/>
-        </w:rPr>
-        <w:t>Positive Marks: 1</w:t>
+        <w:t xml:space="preserve">Answer: a</w:t>
       </w:r>
     </w:p>
     <w:p>
-      <w:pPr>
-        <w:spacing w:after="160" w:before="0"/>
-      </w:pPr>
       <w:r>
-        <w:rPr>
-          <w:b w:val="0"/>
-          <w:sz w:val="20"/>
-        </w:rPr>
-        <w:t>Negative Marks: 0.25</w:t>
+        <w:t xml:space="preserve">Solution: Postpartum hemorrhage — fundal massage, bladder emptying (full bladder displaces the uterus), oxytocin as ordered, and physician notification. The nurse monitors vitals and blood loss.</w:t>
       </w:r>
     </w:p>
     <w:p>
-      <w:pPr>
-        <w:spacing w:after="20" w:before="120"/>
-      </w:pPr>
       <w:r>
-        <w:rPr>
-          <w:b/>
-          <w:sz w:val="22"/>
-        </w:rPr>
-        <w:t>Question: During the active phase of the first stage of labor, the nurse assesses the cervical dilation and documents it as:</w:t>
+        <w:t xml:space="preserve">Positive Marks: 1</w:t>
       </w:r>
     </w:p>
     <w:p>
-      <w:pPr>
-        <w:spacing w:after="0" w:before="0"/>
-      </w:pPr>
       <w:r>
-        <w:rPr>
-          <w:b w:val="0"/>
-          <w:sz w:val="22"/>
-        </w:rPr>
-        <w:t>(a) 4-7 cm</w:t>
+        <w:t xml:space="preserve">Negative Marks: 0.25</w:t>
       </w:r>
     </w:p>
     <w:p>
-      <w:pPr>
-        <w:spacing w:after="0" w:before="0"/>
-      </w:pPr>
       <w:r>
-        <w:rPr>
-          <w:b w:val="0"/>
-          <w:sz w:val="22"/>
-        </w:rPr>
-        <w:t>(b) 2-5 cm</w:t>
+        <w:t xml:space="preserve"/>
       </w:r>
     </w:p>
     <w:p>
-      <w:pPr>
-        <w:spacing w:after="0" w:before="0"/>
-      </w:pPr>
       <w:r>
-        <w:rPr>
-          <w:b w:val="0"/>
-          <w:sz w:val="22"/>
-        </w:rPr>
-        <w:t>(c) 1-3 cm</w:t>
+        <w:t xml:space="preserve">Question: A 5-year-old child with a fracture of the forearm is in a cast. The nurse should teach the parents to:</w:t>
       </w:r>
     </w:p>
     <w:p>
-      <w:pPr>
-        <w:spacing w:after="0" w:before="0"/>
-      </w:pPr>
       <w:r>
-        <w:rPr>
-          <w:b w:val="0"/>
-          <w:sz w:val="22"/>
-        </w:rPr>
-        <w:t>(d) 8-10 cm</w:t>
+        <w:t xml:space="preserve">(a) Report numbness, pallor, or severe pain in the fingers</w:t>
       </w:r>
     </w:p>
     <w:p>
-      <w:pPr>
-        <w:spacing w:after="0" w:before="40"/>
-      </w:pPr>
       <w:r>
-        <w:rPr>
-          <w:b/>
-          <w:sz w:val="22"/>
-        </w:rPr>
-        <w:t>Answer: a</w:t>
+        <w:t xml:space="preserve">(b) Remove the cast for bathing</w:t>
       </w:r>
     </w:p>
     <w:p>
-      <w:pPr>
-        <w:spacing w:after="0" w:before="0"/>
-      </w:pPr>
       <w:r>
-        <w:rPr>
-          <w:b w:val="0"/>
-          <w:sz w:val="21"/>
-        </w:rPr>
-        <w:t>Solution: During the active phase of the first stage of labor, the cervix begins to dilate more quickly. The nurse assesses the cervical dilation by performing a vaginal examination and measures the cervical opening in centimeters (cm). The nurse documents the cervical dilation as 4-7 cm, as this is the range of cervical dilation expected during the active phase of labor. It is important for the nurse to document the cervical dilation accurately to monitor the progress of labor and determine when it is time to prepare for delivery labor (</w:t>
+        <w:t xml:space="preserve">(c) Insert objects to scratch</w:t>
       </w:r>
     </w:p>
     <w:p>
-      <w:pPr>
-        <w:spacing w:after="0" w:before="0"/>
-      </w:pPr>
       <w:r>
-        <w:rPr>
-          <w:b w:val="0"/>
-          <w:sz w:val="20"/>
-        </w:rPr>
-        <w:t>Positive Marks: 1</w:t>
+        <w:t xml:space="preserve">(d) Skip follow-up</w:t>
       </w:r>
     </w:p>
     <w:p>
-      <w:pPr>
-        <w:spacing w:after="160" w:before="0"/>
-      </w:pPr>
       <w:r>
-        <w:rPr>
-          <w:b w:val="0"/>
-          <w:sz w:val="20"/>
-        </w:rPr>
-        <w:t>Negative Marks: 0.25</w:t>
+        <w:t xml:space="preserve">Answer: a</w:t>
       </w:r>
     </w:p>
     <w:p>
-      <w:pPr>
-        <w:spacing w:after="20" w:before="120"/>
-      </w:pPr>
       <w:r>
-        <w:rPr>
-          <w:b/>
-          <w:sz w:val="22"/>
-        </w:rPr>
-        <w:t>Question: Oxytocin is mainly involved in which of the following functions ?</w:t>
+        <w:t xml:space="preserve">Solution: Pediatric cast care — report neurovascular changes, keep the cast dry, avoid inserting objects, and attend follow-up.</w:t>
       </w:r>
     </w:p>
     <w:p>
-      <w:pPr>
-        <w:spacing w:after="0" w:before="0"/>
-      </w:pPr>
       <w:r>
-        <w:rPr>
-          <w:b w:val="0"/>
-          <w:sz w:val="22"/>
-        </w:rPr>
-        <w:t>(a) Regulation of blood pressure</w:t>
+        <w:t xml:space="preserve">Positive Marks: 1</w:t>
       </w:r>
     </w:p>
     <w:p>
-      <w:pPr>
-        <w:spacing w:after="0" w:before="0"/>
-      </w:pPr>
       <w:r>
-        <w:rPr>
-          <w:b w:val="0"/>
-          <w:sz w:val="22"/>
-        </w:rPr>
-        <w:t>(b) Growth and mental ability</w:t>
+        <w:t xml:space="preserve">Negative Marks: 0.25</w:t>
       </w:r>
     </w:p>
     <w:p>
-      <w:pPr>
-        <w:spacing w:after="0" w:before="0"/>
-      </w:pPr>
       <w:r>
-        <w:rPr>
-          <w:b w:val="0"/>
-          <w:sz w:val="22"/>
-        </w:rPr>
-        <w:t>(c) Childbirth and lactation</w:t>
+        <w:t xml:space="preserve"/>
       </w:r>
     </w:p>
     <w:p>
-      <w:pPr>
-        <w:spacing w:after="0" w:before="0"/>
-      </w:pPr>
       <w:r>
-        <w:rPr>
-          <w:b w:val="0"/>
-          <w:sz w:val="22"/>
-        </w:rPr>
-        <w:t>(d) Motor skills</w:t>
+        <w:t xml:space="preserve">Question: A patient with an anxiety disorder is being taught progressive muscle relaxation. The nurse should instruct the patient to:</w:t>
       </w:r>
     </w:p>
     <w:p>
-      <w:pPr>
-        <w:spacing w:after="0" w:before="40"/>
-      </w:pPr>
       <w:r>
-        <w:rPr>
-          <w:b/>
-          <w:sz w:val="22"/>
-        </w:rPr>
-        <w:t>Answer: c</w:t>
+        <w:t xml:space="preserve">(a) Tense and relax muscle groups progressively</w:t>
       </w:r>
     </w:p>
     <w:p>
-      <w:pPr>
-        <w:spacing w:after="0" w:before="0"/>
-      </w:pPr>
       <w:r>
-        <w:rPr>
-          <w:b w:val="0"/>
-          <w:sz w:val="21"/>
-        </w:rPr>
-        <w:t>Solution: Oxytocin stimulates uterine contractions during childbirth and milk ejection (let-down) during lactation.</w:t>
+        <w:t xml:space="preserve">(b) Tense all muscles at once</w:t>
       </w:r>
     </w:p>
     <w:p>
-      <w:pPr>
-        <w:spacing w:after="0" w:before="0"/>
-      </w:pPr>
       <w:r>
-        <w:rPr>
-          <w:b w:val="0"/>
-          <w:sz w:val="20"/>
-        </w:rPr>
-        <w:t>Positive Marks: 1</w:t>
+        <w:t xml:space="preserve">(c) Avoid relaxation</w:t>
       </w:r>
     </w:p>
     <w:p>
-      <w:pPr>
-        <w:spacing w:after="160" w:before="0"/>
-      </w:pPr>
       <w:r>
-        <w:rPr>
-          <w:b w:val="0"/>
-          <w:sz w:val="20"/>
-        </w:rPr>
-        <w:t>Negative Marks: 0.25</w:t>
+        <w:t xml:space="preserve">(d) Use caffeine</w:t>
       </w:r>
     </w:p>
     <w:p>
-      <w:pPr>
-        <w:spacing w:after="20" w:before="120"/>
-      </w:pPr>
       <w:r>
-        <w:rPr>
-          <w:b/>
-          <w:sz w:val="22"/>
-        </w:rPr>
-        <w:t>Question: Which forceps is used to handle sterile instruments and to remove sterile articles from a sterile pack?</w:t>
+        <w:t xml:space="preserve">Answer: a</w:t>
       </w:r>
     </w:p>
     <w:p>
-      <w:pPr>
-        <w:spacing w:after="0" w:before="0"/>
-      </w:pPr>
       <w:r>
-        <w:rPr>
-          <w:b w:val="0"/>
-          <w:sz w:val="22"/>
-        </w:rPr>
-        <w:t>(a) Sponge holding forceps</w:t>
+        <w:t xml:space="preserve">Solution: Progressive muscle relaxation — systematically tensing and relaxing muscle groups reduces tension and anxiety. The nurse guides the technique and encourages daily practice.</w:t>
       </w:r>
     </w:p>
     <w:p>
-      <w:pPr>
-        <w:spacing w:after="0" w:before="0"/>
-      </w:pPr>
       <w:r>
-        <w:rPr>
-          <w:b w:val="0"/>
-          <w:sz w:val="22"/>
-        </w:rPr>
-        <w:t>(b) Kelly haemostatic forceps</w:t>
+        <w:t xml:space="preserve">Positive Marks: 1</w:t>
       </w:r>
     </w:p>
     <w:p>
-      <w:pPr>
-        <w:spacing w:after="0" w:before="0"/>
-      </w:pPr>
       <w:r>
-        <w:rPr>
-          <w:b w:val="0"/>
-          <w:sz w:val="22"/>
-        </w:rPr>
-        <w:t>(c) Magill forceps</w:t>
+        <w:t xml:space="preserve">Negative Marks: 0.25</w:t>
       </w:r>
     </w:p>
     <w:p>
-      <w:pPr>
-        <w:spacing w:after="0" w:before="0"/>
-      </w:pPr>
       <w:r>
-        <w:rPr>
-          <w:b w:val="0"/>
-          <w:sz w:val="22"/>
-        </w:rPr>
-        <w:t>(d) Cheatle forceps</w:t>
+        <w:t xml:space="preserve"/>
       </w:r>
     </w:p>
     <w:p>
-      <w:pPr>
-        <w:spacing w:after="0" w:before="40"/>
-      </w:pPr>
       <w:r>
-        <w:rPr>
-          <w:b/>
-          <w:sz w:val="22"/>
-        </w:rPr>
-        <w:t>Answer: d</w:t>
+        <w:t xml:space="preserve">Question: The "Pradhan Mantri Bhartiya Janaushadhi Kendra" aims to serve:</w:t>
       </w:r>
     </w:p>
     <w:p>
-      <w:pPr>
-        <w:spacing w:after="0" w:before="0"/>
-      </w:pPr>
       <w:r>
-        <w:rPr>
-          <w:b w:val="0"/>
-          <w:sz w:val="21"/>
-        </w:rPr>
-        <w:t>Solution: Cheatle forceps are used to handle sterile instruments and lift sterile articles from a sterile drum or package without contaminating them.</w:t>
+        <w:t xml:space="preserve">(a) All sections of society with affordable medicines</w:t>
       </w:r>
     </w:p>
     <w:p>
-      <w:pPr>
-        <w:spacing w:after="0" w:before="0"/>
-      </w:pPr>
       <w:r>
-        <w:rPr>
-          <w:b w:val="0"/>
-          <w:sz w:val="20"/>
-        </w:rPr>
-        <w:t>Positive Marks: 1</w:t>
+        <w:t xml:space="preserve">(b) Only the rich</w:t>
       </w:r>
     </w:p>
     <w:p>
-      <w:pPr>
-        <w:spacing w:after="160" w:before="0"/>
-      </w:pPr>
       <w:r>
-        <w:rPr>
-          <w:b w:val="0"/>
-          <w:sz w:val="20"/>
-        </w:rPr>
-        <w:t>Negative Marks: 0.25</w:t>
+        <w:t xml:space="preserve">(c) Only government employees</w:t>
       </w:r>
     </w:p>
     <w:p>
-      <w:pPr>
-        <w:spacing w:after="20" w:before="120"/>
-      </w:pPr>
       <w:r>
-        <w:rPr>
-          <w:b/>
-          <w:sz w:val="22"/>
-        </w:rPr>
-        <w:t>Question: An injury involving perineal tear but not the anal sphincter is classified as a:</w:t>
+        <w:t xml:space="preserve">(d) Only hospitals abroad</w:t>
       </w:r>
     </w:p>
     <w:p>
-      <w:pPr>
-        <w:spacing w:after="0" w:before="0"/>
-      </w:pPr>
       <w:r>
-        <w:rPr>
-          <w:b w:val="0"/>
-          <w:sz w:val="22"/>
-        </w:rPr>
-        <w:t>(a) 1st degree</w:t>
+        <w:t xml:space="preserve">Answer: a</w:t>
       </w:r>
     </w:p>
     <w:p>
-      <w:pPr>
-        <w:spacing w:after="0" w:before="0"/>
-      </w:pPr>
       <w:r>
-        <w:rPr>
-          <w:b w:val="0"/>
-          <w:sz w:val="22"/>
-        </w:rPr>
-        <w:t>(b) 4th degree</w:t>
+        <w:t xml:space="preserve">Solution: Jan Aushadhi Kendras serve all citizens — especially the poor — by making quality generic medicines affordable.</w:t>
       </w:r>
     </w:p>
     <w:p>
-      <w:pPr>
-        <w:spacing w:after="0" w:before="0"/>
-      </w:pPr>
       <w:r>
-        <w:rPr>
-          <w:b w:val="0"/>
-          <w:sz w:val="22"/>
-        </w:rPr>
-        <w:t>(c) 2nd degree</w:t>
+        <w:t xml:space="preserve">Positive Marks: 1</w:t>
       </w:r>
     </w:p>
     <w:p>
-      <w:pPr>
-        <w:spacing w:after="0" w:before="0"/>
-      </w:pPr>
       <w:r>
-        <w:rPr>
-          <w:b w:val="0"/>
-          <w:sz w:val="22"/>
-        </w:rPr>
-        <w:t>(d) 3rd degree</w:t>
+        <w:t xml:space="preserve">Negative Marks: 0.25</w:t>
       </w:r>
     </w:p>
     <w:p>
-      <w:pPr>
-        <w:spacing w:after="0" w:before="40"/>
-      </w:pPr>
       <w:r>
-        <w:rPr>
-          <w:b/>
-          <w:sz w:val="22"/>
-        </w:rPr>
-        <w:t>Answer: c</w:t>
+        <w:t xml:space="preserve"/>
       </w:r>
     </w:p>
     <w:p>
-      <w:pPr>
-        <w:spacing w:after="0" w:before="0"/>
-      </w:pPr>
       <w:r>
-        <w:rPr>
-          <w:b w:val="0"/>
-          <w:sz w:val="21"/>
-        </w:rPr>
-        <w:t>Solution: An injury involving perineal tear but not the anal sphincter is classified as a 2nd-degree tear (option B). Perineal tears occur during childbirth and are categorized based on the extent of tissue damage. A 2nd-degree tear involves the perineal muscles and tissues but does not extend to the anal sphincter. It is less severe compared to higher-degree tears, which involve the anal sphincter complex. Proper identification and classification of Perineal teas perineal tears are essential for appropriate management and repair to promote healing and prevent complications.</w:t>
+        <w:t xml:space="preserve">Question: The nurse is to administer 175 mg of a medication. The vial contains 50 mg/mL. The volume to give is:</w:t>
       </w:r>
     </w:p>
     <w:p>
-      <w:pPr>
-        <w:spacing w:after="0" w:before="0"/>
-      </w:pPr>
       <w:r>
-        <w:rPr>
-          <w:b w:val="0"/>
-          <w:sz w:val="20"/>
-        </w:rPr>
-        <w:t>Positive Marks: 1</w:t>
+        <w:t xml:space="preserve">(a) 2.5 mL</w:t>
       </w:r>
     </w:p>
     <w:p>
-      <w:pPr>
-        <w:spacing w:after="160" w:before="0"/>
-      </w:pPr>
       <w:r>
-        <w:rPr>
-          <w:b w:val="0"/>
-          <w:sz w:val="20"/>
-        </w:rPr>
-        <w:t>Negative Marks: 0.25</w:t>
+        <w:t xml:space="preserve">(b) 3 mL</w:t>
       </w:r>
     </w:p>
     <w:p>
-      <w:pPr>
-        <w:spacing w:after="20" w:before="120"/>
-      </w:pPr>
       <w:r>
-        <w:rPr>
-          <w:b/>
-          <w:sz w:val="22"/>
-        </w:rPr>
-        <w:t>Question: What is the most common cause of postpartum hemorrhage?</w:t>
+        <w:t xml:space="preserve">(c) 3.5 mL</w:t>
       </w:r>
     </w:p>
     <w:p>
-      <w:pPr>
-        <w:spacing w:after="0" w:before="0"/>
-      </w:pPr>
       <w:r>
-        <w:rPr>
-          <w:b w:val="0"/>
-          <w:sz w:val="22"/>
-        </w:rPr>
-        <w:t>(a) Atonicity of uterus</w:t>
+        <w:t xml:space="preserve">(d) 4 mL</w:t>
       </w:r>
     </w:p>
     <w:p>
-      <w:pPr>
-        <w:spacing w:after="0" w:before="0"/>
-      </w:pPr>
       <w:r>
-        <w:rPr>
-          <w:b w:val="0"/>
-          <w:sz w:val="22"/>
-        </w:rPr>
-        <w:t>(b) Oxytoxics</w:t>
+        <w:t xml:space="preserve">Answer: c</w:t>
       </w:r>
     </w:p>
     <w:p>
-      <w:pPr>
-        <w:spacing w:after="0" w:before="0"/>
-      </w:pPr>
       <w:r>
-        <w:rPr>
-          <w:b w:val="0"/>
-          <w:sz w:val="22"/>
-        </w:rPr>
-        <w:t>(c) Trauma</w:t>
+        <w:t xml:space="preserve">Solution: Volume = 175 ÷ 50 = 3.5 mL.</w:t>
       </w:r>
     </w:p>
     <w:p>
-      <w:pPr>
-        <w:spacing w:after="0" w:before="0"/>
-      </w:pPr>
       <w:r>
-        <w:rPr>
-          <w:b w:val="0"/>
-          <w:sz w:val="22"/>
-        </w:rPr>
-        <w:t>(d) Precipitous labour</w:t>
+        <w:t xml:space="preserve">Positive Marks: 1</w:t>
       </w:r>
     </w:p>
     <w:p>
-      <w:pPr>
-        <w:spacing w:after="0" w:before="40"/>
-      </w:pPr>
       <w:r>
-        <w:rPr>
-          <w:b/>
-          <w:sz w:val="22"/>
-        </w:rPr>
-        <w:t>Answer: a</w:t>
+        <w:t xml:space="preserve">Negative Marks: 0.25</w:t>
       </w:r>
     </w:p>
     <w:p>
-      <w:pPr>
-        <w:spacing w:after="0" w:before="0"/>
-      </w:pPr>
       <w:r>
-        <w:rPr>
-          <w:b w:val="0"/>
-          <w:sz w:val="21"/>
-        </w:rPr>
-        <w:t>Solution: The most common cause of postpartum hemorrhage is atonicity of the uterus (option a). Atonicity refers to the lack of muscle tone or contractions in the uterus following childbirth. It can lead to the inability of the uterus to effectively contract and close off blood vessels, resulting in excessive bleeding. Postpartum hemorrhage is a significant complication that can occur immediately after delivery or within the first 24 hours. Prompt recognition and management of uterine atony are essential to control bleeding and prevent complications. Interventions such as uterine massage, administration of uterotonic medications, and, in severe cases, surgical interventions may be necessary.</w:t>
+        <w:t xml:space="preserve"/>
       </w:r>
     </w:p>
     <w:p>
-      <w:pPr>
-        <w:spacing w:after="0" w:before="0"/>
-      </w:pPr>
       <w:r>
-        <w:rPr>
-          <w:b w:val="0"/>
-          <w:sz w:val="20"/>
-        </w:rPr>
-        <w:t>Positive Marks: 1</w:t>
+        <w:t xml:space="preserve">Question: The nurse is caring for a patient with hyponatremia. The nurse should:</w:t>
       </w:r>
     </w:p>
     <w:p>
-      <w:pPr>
-        <w:spacing w:after="160" w:before="0"/>
-      </w:pPr>
       <w:r>
-        <w:rPr>
-          <w:b w:val="0"/>
-          <w:sz w:val="20"/>
-        </w:rPr>
-        <w:t>Negative Marks: 0.25</w:t>
+        <w:t xml:space="preserve">(a) Monitor sodium and neurological status, and treat the cause</w:t>
       </w:r>
     </w:p>
     <w:p>
-      <w:pPr>
-        <w:spacing w:after="20" w:before="120"/>
-      </w:pPr>
       <w:r>
-        <w:rPr>
-          <w:b/>
-          <w:sz w:val="22"/>
-        </w:rPr>
-        <w:t>Question: A burn patient with 30% TBSA burns in the first 24 hours should be monitored most closely for:</w:t>
+        <w:t xml:space="preserve">(b) Give free water</w:t>
       </w:r>
     </w:p>
     <w:p>
-      <w:pPr>
-        <w:spacing w:after="0" w:before="0"/>
-      </w:pPr>
       <w:r>
-        <w:rPr>
-          <w:b w:val="0"/>
-          <w:sz w:val="22"/>
-        </w:rPr>
-        <w:t>(a) Constipation</w:t>
+        <w:t xml:space="preserve">(c) Give salt tablets freely</w:t>
       </w:r>
     </w:p>
     <w:p>
-      <w:pPr>
-        <w:spacing w:after="0" w:before="0"/>
-      </w:pPr>
       <w:r>
-        <w:rPr>
-          <w:b w:val="0"/>
-          <w:sz w:val="22"/>
-        </w:rPr>
-        <w:t>(b) Hyperglycemia</w:t>
+        <w:t xml:space="preserve">(d) Ignore the sodium</w:t>
       </w:r>
     </w:p>
     <w:p>
-      <w:pPr>
-        <w:spacing w:after="0" w:before="0"/>
-      </w:pPr>
       <w:r>
-        <w:rPr>
-          <w:b w:val="0"/>
-          <w:sz w:val="22"/>
-        </w:rPr>
-        <w:t>(c) Hyperkalemia only</w:t>
+        <w:t xml:space="preserve">Answer: a</w:t>
       </w:r>
     </w:p>
     <w:p>
-      <w:pPr>
-        <w:spacing w:after="0" w:before="0"/>
-      </w:pPr>
       <w:r>
-        <w:rPr>
-          <w:b w:val="0"/>
-          <w:sz w:val="22"/>
-        </w:rPr>
-        <w:t>(d) Hypovolaemic shock</w:t>
+        <w:t xml:space="preserve">Solution: Hyponatremia — monitor sodium, neurological status, and I/O; treat the cause (SIADH, diuretics, heart failure) with slow correction. Rapid correction risks osmotic demyelination.</w:t>
       </w:r>
     </w:p>
     <w:p>
-      <w:pPr>
-        <w:spacing w:after="0" w:before="40"/>
-      </w:pPr>
       <w:r>
-        <w:rPr>
-          <w:b/>
-          <w:sz w:val="22"/>
-        </w:rPr>
-        <w:t>Answer: d</w:t>
+        <w:t xml:space="preserve">Positive Marks: 1</w:t>
       </w:r>
     </w:p>
     <w:p>
-      <w:pPr>
-        <w:spacing w:after="0" w:before="0"/>
-      </w:pPr>
       <w:r>
-        <w:rPr>
-          <w:b w:val="0"/>
-          <w:sz w:val="21"/>
-        </w:rPr>
-        <w:t>Solution: Fluid shift from the intravascular compartment causes hypovolaemic shock in the first 24-48 hours after burns.</w:t>
+        <w:t xml:space="preserve">Negative Marks: 0.25</w:t>
       </w:r>
     </w:p>
     <w:p>
-      <w:pPr>
-        <w:spacing w:after="0" w:before="0"/>
-      </w:pPr>
       <w:r>
-        <w:rPr>
-          <w:b w:val="0"/>
-          <w:sz w:val="20"/>
-        </w:rPr>
-        <w:t>Positive Marks: 1</w:t>
+        <w:t xml:space="preserve"/>
       </w:r>
     </w:p>
     <w:p>
-      <w:pPr>
-        <w:spacing w:after="160" w:before="0"/>
-      </w:pPr>
       <w:r>
-        <w:rPr>
-          <w:b w:val="0"/>
-          <w:sz w:val="20"/>
-        </w:rPr>
-        <w:t>Negative Marks: 0.25</w:t>
+        <w:t xml:space="preserve">Question: The nurse is assessing a patient's respirations and notes apnea. The nurse should:</w:t>
       </w:r>
     </w:p>
     <w:p>
-      <w:pPr>
-        <w:spacing w:after="20" w:before="120"/>
-      </w:pPr>
       <w:r>
-        <w:rPr>
-          <w:b/>
-          <w:sz w:val="22"/>
-        </w:rPr>
-        <w:t>Question: The most important nursing action before administering any medication is:</w:t>
+        <w:t xml:space="preserve">(a) Stimulate the patient and call for help — apnea is an emergency</w:t>
       </w:r>
     </w:p>
     <w:p>
-      <w:pPr>
-        <w:spacing w:after="0" w:before="0"/>
-      </w:pPr>
       <w:r>
-        <w:rPr>
-          <w:b w:val="0"/>
-          <w:sz w:val="22"/>
-        </w:rPr>
-        <w:t>(a) Check the dose</w:t>
+        <w:t xml:space="preserve">(b) Wait and observe</w:t>
       </w:r>
     </w:p>
     <w:p>
-      <w:pPr>
-        <w:spacing w:after="0" w:before="0"/>
-      </w:pPr>
       <w:r>
-        <w:rPr>
-          <w:b w:val="0"/>
-          <w:sz w:val="22"/>
-        </w:rPr>
-        <w:t>(b) Wash hands</w:t>
+        <w:t xml:space="preserve">(c) Leave the patient</w:t>
       </w:r>
     </w:p>
     <w:p>
-      <w:pPr>
-        <w:spacing w:after="0" w:before="0"/>
-      </w:pPr>
       <w:r>
-        <w:rPr>
-          <w:b w:val="0"/>
-          <w:sz w:val="22"/>
-        </w:rPr>
-        <w:t>(c) Check the expiry date</w:t>
+        <w:t xml:space="preserve">(d) Document only</w:t>
       </w:r>
     </w:p>
     <w:p>
-      <w:pPr>
-        <w:spacing w:after="0" w:before="0"/>
-      </w:pPr>
       <w:r>
-        <w:rPr>
-          <w:b w:val="0"/>
-          <w:sz w:val="22"/>
-        </w:rPr>
-        <w:t>(d) Identify the patient correctly</w:t>
+        <w:t xml:space="preserve">Answer: a</w:t>
       </w:r>
     </w:p>
     <w:p>
-      <w:pPr>
-        <w:spacing w:after="0" w:before="40"/>
-      </w:pPr>
       <w:r>
-        <w:rPr>
-          <w:b/>
-          <w:sz w:val="22"/>
-        </w:rPr>
-        <w:t>Answer: d</w:t>
+        <w:t xml:space="preserve">Solution: Apnea (cessation of breathing) is an emergency — the nurse stimulates the patient, calls for help, and initiates rescue measures per protocol.</w:t>
       </w:r>
     </w:p>
     <w:p>
-      <w:pPr>
-        <w:spacing w:after="0" w:before="0"/>
-      </w:pPr>
       <w:r>
-        <w:rPr>
-          <w:b w:val="0"/>
-          <w:sz w:val="21"/>
-        </w:rPr>
-        <w:t>Solution: Correct patient identification (two identifiers) is the first and most vital check before drug administration.</w:t>
+        <w:t xml:space="preserve">Positive Marks: 1</w:t>
       </w:r>
     </w:p>
     <w:p>
-      <w:pPr>
-        <w:spacing w:after="0" w:before="0"/>
-      </w:pPr>
       <w:r>
-        <w:rPr>
-          <w:b w:val="0"/>
-          <w:sz w:val="20"/>
-        </w:rPr>
-        <w:t>Positive Marks: 1</w:t>
+        <w:t xml:space="preserve">Negative Marks: 0.25</w:t>
       </w:r>
     </w:p>
     <w:p>
-      <w:pPr>
-        <w:spacing w:after="160" w:before="0"/>
-      </w:pPr>
       <w:r>
-        <w:rPr>
-          <w:b w:val="0"/>
-          <w:sz w:val="20"/>
-        </w:rPr>
-        <w:t>Negative Marks: 0.25</w:t>
+        <w:t xml:space="preserve"/>
       </w:r>
     </w:p>
     <w:p>
-      <w:pPr>
-        <w:spacing w:after="20" w:before="120"/>
-      </w:pPr>
       <w:r>
-        <w:rPr>
-          <w:b/>
-          <w:sz w:val="22"/>
-        </w:rPr>
-        <w:t>Question: The transillumination procedure is done with:</w:t>
+        <w:t xml:space="preserve">Question: A patient with a fractured tibia in a cast is being taught about cast care. Which statement indicates correct understanding?</w:t>
       </w:r>
     </w:p>
     <w:p>
-      <w:pPr>
-        <w:spacing w:after="0" w:before="0"/>
-      </w:pPr>
       <w:r>
-        <w:rPr>
-          <w:b w:val="0"/>
-          <w:sz w:val="22"/>
-        </w:rPr>
-        <w:t>(a) Bone marrow aspiration</w:t>
+        <w:t xml:space="preserve">(a) "I will keep the cast dry and report increased pain or numbness."</w:t>
       </w:r>
     </w:p>
     <w:p>
-      <w:pPr>
-        <w:spacing w:after="0" w:before="0"/>
-      </w:pPr>
       <w:r>
-        <w:rPr>
-          <w:b w:val="0"/>
-          <w:sz w:val="22"/>
-        </w:rPr>
-        <w:t>(b) Angiography</w:t>
+        <w:t xml:space="preserve">(b) "I can remove the cast if it feels tight."</w:t>
       </w:r>
     </w:p>
     <w:p>
-      <w:pPr>
-        <w:spacing w:after="0" w:before="0"/>
-      </w:pPr>
       <w:r>
-        <w:rPr>
-          <w:b w:val="0"/>
-          <w:sz w:val="22"/>
-        </w:rPr>
-        <w:t>(c) Venipuncture</w:t>
+        <w:t xml:space="preserve">(c) "I will use a hanger to scratch."</w:t>
       </w:r>
     </w:p>
     <w:p>
-      <w:pPr>
-        <w:spacing w:after="0" w:before="0"/>
-      </w:pPr>
       <w:r>
-        <w:rPr>
-          <w:b w:val="0"/>
-          <w:sz w:val="22"/>
-        </w:rPr>
-        <w:t>(d) Blood culture</w:t>
+        <w:t xml:space="preserve">(d) "I will soak the cast in water."</w:t>
       </w:r>
     </w:p>
     <w:p>
-      <w:pPr>
-        <w:spacing w:after="0" w:before="40"/>
-      </w:pPr>
       <w:r>
-        <w:rPr>
-          <w:b/>
-          <w:sz w:val="22"/>
-        </w:rPr>
-        <w:t>Answer: c</w:t>
+        <w:t xml:space="preserve">Answer: a</w:t>
       </w:r>
     </w:p>
     <w:p>
-      <w:pPr>
-        <w:spacing w:after="0" w:before="0"/>
-      </w:pPr>
       <w:r>
-        <w:rPr>
-          <w:b w:val="0"/>
-          <w:sz w:val="21"/>
-        </w:rPr>
-        <w:t>Solution: Transillumination is used to locate veins for venipuncture (e.g., in children and difficult access).</w:t>
+        <w:t xml:space="preserve">Solution: Correct cast care — keep it dry, report pain/numbness, avoid inserting objects, and follow weight-bearing and follow-up instructions.</w:t>
       </w:r>
     </w:p>
     <w:p>
-      <w:pPr>
-        <w:spacing w:after="0" w:before="0"/>
-      </w:pPr>
       <w:r>
-        <w:rPr>
-          <w:b w:val="0"/>
-          <w:sz w:val="20"/>
-        </w:rPr>
-        <w:t>Positive Marks: 1</w:t>
+        <w:t xml:space="preserve">Positive Marks: 1</w:t>
       </w:r>
     </w:p>
     <w:p>
-      <w:pPr>
-        <w:spacing w:after="160" w:before="0"/>
-      </w:pPr>
       <w:r>
-        <w:rPr>
-          <w:b w:val="0"/>
-          <w:sz w:val="20"/>
-        </w:rPr>
-        <w:t>Negative Marks: 0.25</w:t>
+        <w:t xml:space="preserve">Negative Marks: 0.25</w:t>
       </w:r>
     </w:p>
     <w:p>
-      <w:pPr>
-        <w:spacing w:after="20" w:before="120"/>
-      </w:pPr>
       <w:r>
-        <w:rPr>
-          <w:b/>
-          <w:sz w:val="22"/>
-        </w:rPr>
-        <w:t>Question: The most appropriate nursing intervention for a patient with epistaxis is:</w:t>
+        <w:t xml:space="preserve">Question: A patient with chronic renal failure is being taught about signs of hyperkalemia. The nurse should teach the patient to report:</w:t>
       </w:r>
     </w:p>
     <w:p>
-      <w:pPr>
-        <w:spacing w:after="0" w:before="0"/>
-      </w:pPr>
       <w:r>
-        <w:rPr>
-          <w:b w:val="0"/>
-          <w:sz w:val="22"/>
-        </w:rPr>
-        <w:t>(a) Tilt the head backwards</w:t>
+        <w:t xml:space="preserve">(a) Palpitations, muscle weakness, and tingling</w:t>
       </w:r>
     </w:p>
     <w:p>
-      <w:pPr>
-        <w:spacing w:after="0" w:before="0"/>
-      </w:pPr>
       <w:r>
-        <w:rPr>
-          <w:b w:val="0"/>
-          <w:sz w:val="22"/>
-        </w:rPr>
-        <w:t>(b) Apply cold pack to the feet</w:t>
+        <w:t xml:space="preserve">(b) Constipation only</w:t>
       </w:r>
     </w:p>
     <w:p>
-      <w:pPr>
-        <w:spacing w:after="0" w:before="0"/>
-      </w:pPr>
       <w:r>
-        <w:rPr>
-          <w:b w:val="0"/>
-          <w:sz w:val="22"/>
-        </w:rPr>
-        <w:t>(c) Insert a cotton plug in the ear</w:t>
+        <w:t xml:space="preserve">(c) Weight gain only</w:t>
       </w:r>
     </w:p>
     <w:p>
-      <w:pPr>
-        <w:spacing w:after="0" w:before="0"/>
-      </w:pPr>
       <w:r>
-        <w:rPr>
-          <w:b w:val="0"/>
-          <w:sz w:val="22"/>
-        </w:rPr>
-        <w:t>(d) Pinch the nostrils and lean forward</w:t>
+        <w:t xml:space="preserve">(d) Dry mouth</w:t>
       </w:r>
     </w:p>
     <w:p>
-      <w:pPr>
-        <w:spacing w:after="0" w:before="40"/>
-      </w:pPr>
       <w:r>
-        <w:rPr>
-          <w:b/>
-          <w:sz w:val="22"/>
-        </w:rPr>
-        <w:t>Answer: d</w:t>
+        <w:t xml:space="preserve">Answer: a</w:t>
       </w:r>
     </w:p>
     <w:p>
-      <w:pPr>
-        <w:spacing w:after="0" w:before="0"/>
-      </w:pPr>
       <w:r>
-        <w:rPr>
-          <w:b w:val="0"/>
-          <w:sz w:val="21"/>
-        </w:rPr>
-        <w:t>Solution: For epistaxis, pinch the soft part of the nostrils, lean forward and breathe through the mouth; do not tilt the head back.</w:t>
+        <w:t xml:space="preserve">Solution: Hyperkalemia — palpitations, weakness, and paresthesias — can progress to arrhythmias. The nurse teaches potassium restriction, avoidance of salt substitutes, and prompt reporting.</w:t>
       </w:r>
     </w:p>
     <w:p>
-      <w:pPr>
-        <w:spacing w:after="0" w:before="0"/>
-      </w:pPr>
       <w:r>
-        <w:rPr>
-          <w:b w:val="0"/>
-          <w:sz w:val="20"/>
-        </w:rPr>
-        <w:t>Positive Marks: 1</w:t>
+        <w:t xml:space="preserve">Positive Marks: 1</w:t>
       </w:r>
     </w:p>
     <w:p>
-      <w:pPr>
-        <w:spacing w:after="160" w:before="0"/>
-      </w:pPr>
       <w:r>
-        <w:rPr>
-          <w:b w:val="0"/>
-          <w:sz w:val="20"/>
-        </w:rPr>
-        <w:t>Negative Marks: 0.25</w:t>
+        <w:t xml:space="preserve">Negative Marks: 0.25</w:t>
       </w:r>
     </w:p>
     <w:p>
-      <w:pPr>
-        <w:spacing w:after="20" w:before="120"/>
-      </w:pPr>
       <w:r>
-        <w:rPr>
-          <w:b/>
-          <w:sz w:val="22"/>
-        </w:rPr>
-        <w:t>Question: Oral contraceptive pills (OCP) will be given after how many hours of unprotected sexual intercourse?</w:t>
+        <w:t xml:space="preserve"/>
       </w:r>
     </w:p>
     <w:p>
-      <w:pPr>
-        <w:spacing w:after="0" w:before="0"/>
-      </w:pPr>
       <w:r>
-        <w:rPr>
-          <w:b w:val="0"/>
-          <w:sz w:val="22"/>
-        </w:rPr>
-        <w:t>(a) Within 12 hours</w:t>
+        <w:t xml:space="preserve">Question: The nurse is preparing a patient for a paracentesis. After the procedure, the nurse should monitor for:</w:t>
       </w:r>
     </w:p>
     <w:p>
-      <w:pPr>
-        <w:spacing w:after="0" w:before="0"/>
-      </w:pPr>
       <w:r>
-        <w:rPr>
-          <w:b w:val="0"/>
-          <w:sz w:val="22"/>
-        </w:rPr>
-        <w:t>(b) Within 36 hours</w:t>
+        <w:t xml:space="preserve">(a) Hypotension, bleeding, and leakage from the site</w:t>
       </w:r>
     </w:p>
     <w:p>
-      <w:pPr>
-        <w:spacing w:after="0" w:before="0"/>
-      </w:pPr>
       <w:r>
-        <w:rPr>
-          <w:b w:val="0"/>
-          <w:sz w:val="22"/>
-        </w:rPr>
-        <w:t>(c) After 96 hours</w:t>
+        <w:t xml:space="preserve">(b) Hyperglycemia</w:t>
       </w:r>
     </w:p>
     <w:p>
-      <w:pPr>
-        <w:spacing w:after="0" w:before="0"/>
-      </w:pPr>
       <w:r>
-        <w:rPr>
-          <w:b w:val="0"/>
-          <w:sz w:val="22"/>
-        </w:rPr>
-        <w:t>(d) Within 72 hours</w:t>
+        <w:t xml:space="preserve">(c) Bradycardia</w:t>
       </w:r>
     </w:p>
     <w:p>
-      <w:pPr>
-        <w:spacing w:after="0" w:before="40"/>
-      </w:pPr>
       <w:r>
-        <w:rPr>
-          <w:b/>
-          <w:sz w:val="22"/>
-        </w:rPr>
-        <w:t>Answer: d</w:t>
+        <w:t xml:space="preserve">(d) Constipation</w:t>
       </w:r>
     </w:p>
     <w:p>
-      <w:pPr>
-        <w:spacing w:after="0" w:before="0"/>
-      </w:pPr>
       <w:r>
-        <w:rPr>
-          <w:b w:val="0"/>
-          <w:sz w:val="21"/>
-        </w:rPr>
-        <w:t>Solution: Levonorgestrel emergency contraceptive pills are most effective when taken within 72 hours of unprotected intercourse.</w:t>
+        <w:t xml:space="preserve">Answer: a</w:t>
       </w:r>
     </w:p>
     <w:p>
-      <w:pPr>
-        <w:spacing w:after="0" w:before="0"/>
-      </w:pPr>
       <w:r>
-        <w:rPr>
-          <w:b w:val="0"/>
-          <w:sz w:val="20"/>
-        </w:rPr>
-        <w:t>Positive Marks: 1</w:t>
+        <w:t xml:space="preserve">Solution: After paracentesis — the nurse monitors vitals (hypotension from fluid shifts), the puncture site (bleeding, leakage), and signs of infection. Weight and girth are recorded.</w:t>
       </w:r>
     </w:p>
     <w:p>
-      <w:pPr>
-        <w:spacing w:after="160" w:before="0"/>
-      </w:pPr>
       <w:r>
-        <w:rPr>
-          <w:b w:val="0"/>
-          <w:sz w:val="20"/>
-        </w:rPr>
-        <w:t>Negative Marks: 0.25</w:t>
+        <w:t xml:space="preserve">Positive Marks: 1</w:t>
       </w:r>
     </w:p>
     <w:p>
-      <w:pPr>
-        <w:spacing w:after="20" w:before="120"/>
-      </w:pPr>
       <w:r>
-        <w:rPr>
-          <w:b/>
-          <w:sz w:val="22"/>
-        </w:rPr>
-        <w:t>Question: According to WHO guidelines, which malnutrition parameter is used at anganwadi centers?</w:t>
+        <w:t xml:space="preserve">Negative Marks: 0.25</w:t>
       </w:r>
     </w:p>
     <w:p>
-      <w:pPr>
-        <w:spacing w:after="0" w:before="0"/>
-      </w:pPr>
       <w:r>
-        <w:rPr>
-          <w:b w:val="0"/>
-          <w:sz w:val="22"/>
-        </w:rPr>
-        <w:t>(a) Weight for height</w:t>
+        <w:t xml:space="preserve"/>
       </w:r>
     </w:p>
     <w:p>
-      <w:pPr>
-        <w:spacing w:after="0" w:before="0"/>
-      </w:pPr>
       <w:r>
-        <w:rPr>
-          <w:b w:val="0"/>
-          <w:sz w:val="22"/>
-        </w:rPr>
-        <w:t>(b) MUAC</w:t>
+        <w:t xml:space="preserve">Question: A patient at 39 weeks of gestation is in the second stage of labor. The nurse should:</w:t>
       </w:r>
     </w:p>
     <w:p>
-      <w:pPr>
-        <w:spacing w:after="0" w:before="0"/>
-      </w:pPr>
       <w:r>
-        <w:rPr>
-          <w:b w:val="0"/>
-          <w:sz w:val="22"/>
-        </w:rPr>
-        <w:t>(c) Chest circumference</w:t>
+        <w:t xml:space="preserve">(a) Encourage effective pushing and monitor the FHR</w:t>
       </w:r>
     </w:p>
     <w:p>
-      <w:pPr>
-        <w:spacing w:after="0" w:before="0"/>
-      </w:pPr>
       <w:r>
-        <w:rPr>
-          <w:b w:val="0"/>
-          <w:sz w:val="22"/>
-        </w:rPr>
-        <w:t>(d) Height for age</w:t>
+        <w:t xml:space="preserve">(b) Restrict pushing</w:t>
       </w:r>
     </w:p>
     <w:p>
-      <w:pPr>
-        <w:spacing w:after="0" w:before="40"/>
-      </w:pPr>
       <w:r>
-        <w:rPr>
-          <w:b/>
-          <w:sz w:val="22"/>
-        </w:rPr>
-        <w:t>Answer: a</w:t>
+        <w:t xml:space="preserve">(c) Give sedatives</w:t>
       </w:r>
     </w:p>
     <w:p>
-      <w:pPr>
-        <w:spacing w:after="0" w:before="0"/>
-      </w:pPr>
       <w:r>
-        <w:rPr>
-          <w:b w:val="0"/>
-          <w:sz w:val="21"/>
-        </w:rPr>
-        <w:t>Solution: According to WHO guidelines, the malnutrition parameter used at anganwadi centers is weight for height (option a). Anganwadi centers are community-based child care and development centers in India that aim to improve the nutritional status and overall development of children below the age of six. Weight for height, also known as the weight-for-height z-score, is a nutritional indicator that assesses acute malnutrition by comparing a child's weight to their height. It provides information about current malnutrition nutritional status and helps identify children at risk of acute malnutrition who may require targeted interventions and support.</w:t>
+        <w:t xml:space="preserve">(d) Send the patient for a walk</w:t>
       </w:r>
     </w:p>
     <w:p>
-      <w:pPr>
-        <w:spacing w:after="0" w:before="0"/>
-      </w:pPr>
       <w:r>
-        <w:rPr>
-          <w:b w:val="0"/>
-          <w:sz w:val="20"/>
-        </w:rPr>
-        <w:t>Positive Marks: 1</w:t>
+        <w:t xml:space="preserve">Answer: a</w:t>
       </w:r>
     </w:p>
     <w:p>
-      <w:pPr>
-        <w:spacing w:after="160" w:before="0"/>
-      </w:pPr>
       <w:r>
-        <w:rPr>
-          <w:b w:val="0"/>
-          <w:sz w:val="20"/>
-        </w:rPr>
-        <w:t>Negative Marks: 0.25</w:t>
+        <w:t xml:space="preserve">Solution: In the second stage, the nurse coaches effective pushing with contractions, monitors the FHR between pushes, supports the perineum, and prepares for delivery.</w:t>
       </w:r>
     </w:p>
     <w:p>
-      <w:pPr>
-        <w:spacing w:after="20" w:before="120"/>
-      </w:pPr>
       <w:r>
-        <w:rPr>
-          <w:b/>
-          <w:sz w:val="22"/>
-        </w:rPr>
-        <w:t>Question: The earliest and most sensitive indicator of increased intracranial pressure (ICP) is:</w:t>
+        <w:t xml:space="preserve">Positive Marks: 1</w:t>
       </w:r>
     </w:p>
     <w:p>
-      <w:pPr>
-        <w:spacing w:after="0" w:before="0"/>
-      </w:pPr>
       <w:r>
-        <w:rPr>
-          <w:b w:val="0"/>
-          <w:sz w:val="22"/>
-        </w:rPr>
-        <w:t>(a) Vomiting</w:t>
+        <w:t xml:space="preserve">Negative Marks: 0.25</w:t>
       </w:r>
     </w:p>
     <w:p>
-      <w:pPr>
-        <w:spacing w:after="0" w:before="0"/>
-      </w:pPr>
       <w:r>
-        <w:rPr>
-          <w:b w:val="0"/>
-          <w:sz w:val="22"/>
-        </w:rPr>
-        <w:t>(b) Altered level of consciousness</w:t>
+        <w:t xml:space="preserve"/>
       </w:r>
     </w:p>
     <w:p>
-      <w:pPr>
-        <w:spacing w:after="0" w:before="0"/>
-      </w:pPr>
       <w:r>
-        <w:rPr>
-          <w:b w:val="0"/>
-          <w:sz w:val="22"/>
-        </w:rPr>
-        <w:t>(c) Papilloedema</w:t>
+        <w:t xml:space="preserve">Question: A 3-year-old child with a burn injury is being assessed. The nurse should monitor for:</w:t>
       </w:r>
     </w:p>
     <w:p>
-      <w:pPr>
-        <w:spacing w:after="0" w:before="0"/>
-      </w:pPr>
       <w:r>
-        <w:rPr>
-          <w:b w:val="0"/>
-          <w:sz w:val="22"/>
-        </w:rPr>
-        <w:t>(d) Bradycardia</w:t>
+        <w:t xml:space="preserve">(a) Fluid loss, hypothermia, and infection</w:t>
       </w:r>
     </w:p>
     <w:p>
-      <w:pPr>
-        <w:spacing w:after="0" w:before="40"/>
-      </w:pPr>
       <w:r>
-        <w:rPr>
-          <w:b/>
-          <w:sz w:val="22"/>
-        </w:rPr>
-        <w:t>Answer: b</w:t>
+        <w:t xml:space="preserve">(b) Hypoglycemia only</w:t>
       </w:r>
     </w:p>
     <w:p>
-      <w:pPr>
-        <w:spacing w:after="0" w:before="0"/>
-      </w:pPr>
       <w:r>
-        <w:rPr>
-          <w:b w:val="0"/>
-          <w:sz w:val="21"/>
-        </w:rPr>
-        <w:t>Solution: A change in the level of consciousness is the earliest sign of rising intracranial pressure.</w:t>
+        <w:t xml:space="preserve">(c) Constipation</w:t>
       </w:r>
     </w:p>
     <w:p>
-      <w:pPr>
-        <w:spacing w:after="0" w:before="0"/>
-      </w:pPr>
       <w:r>
-        <w:rPr>
-          <w:b w:val="0"/>
-          <w:sz w:val="20"/>
-        </w:rPr>
-        <w:t>Positive Marks: 1</w:t>
+        <w:t xml:space="preserve">(d) Hyperthyroidism</w:t>
       </w:r>
     </w:p>
     <w:p>
-      <w:pPr>
-        <w:spacing w:after="160" w:before="0"/>
-      </w:pPr>
       <w:r>
-        <w:rPr>
-          <w:b w:val="0"/>
-          <w:sz w:val="20"/>
-        </w:rPr>
-        <w:t>Negative Marks: 0.25</w:t>
+        <w:t xml:space="preserve">Answer: a</w:t>
       </w:r>
     </w:p>
     <w:p>
-      <w:pPr>
-        <w:spacing w:after="20" w:before="120"/>
-      </w:pPr>
       <w:r>
-        <w:rPr>
-          <w:b/>
-          <w:sz w:val="22"/>
-        </w:rPr>
-        <w:t>Question: A pregnant woman at 38 weeks gestation is diagnosed with eclampsia and is receiving magnesium sulphate therapy. Which parameter should the nursing officer monitor to detect magnesium toxicity?</w:t>
+        <w:t xml:space="preserve">Solution: Burns in children — fluid loss (shock), hypothermia (loss of skin), and infection risk. The nurse maintains fluids, warmth, and aseptic wound care.</w:t>
       </w:r>
     </w:p>
     <w:p>
-      <w:pPr>
-        <w:spacing w:after="0" w:before="0"/>
-      </w:pPr>
       <w:r>
-        <w:rPr>
-          <w:b w:val="0"/>
-          <w:sz w:val="22"/>
-        </w:rPr>
-        <w:t>(a) Blood glucose</w:t>
+        <w:t xml:space="preserve">Positive Marks: 1</w:t>
       </w:r>
     </w:p>
     <w:p>
-      <w:pPr>
-        <w:spacing w:after="0" w:before="0"/>
-      </w:pPr>
       <w:r>
-        <w:rPr>
-          <w:b w:val="0"/>
-          <w:sz w:val="22"/>
-        </w:rPr>
-        <w:t>(b) Temperature</w:t>
+        <w:t xml:space="preserve">Negative Marks: 0.25</w:t>
       </w:r>
     </w:p>
     <w:p>
-      <w:pPr>
-        <w:spacing w:after="0" w:before="0"/>
-      </w:pPr>
       <w:r>
-        <w:rPr>
-          <w:b w:val="0"/>
-          <w:sz w:val="22"/>
-        </w:rPr>
-        <w:t>(c) Deep tendon reflexes</w:t>
+        <w:t xml:space="preserve"/>
       </w:r>
     </w:p>
     <w:p>
-      <w:pPr>
-        <w:spacing w:after="0" w:before="0"/>
-      </w:pPr>
       <w:r>
-        <w:rPr>
-          <w:b w:val="0"/>
-          <w:sz w:val="22"/>
-        </w:rPr>
-        <w:t>(d) Haemoglobin level</w:t>
+        <w:t xml:space="preserve">Question: A patient with a panic disorder is having frequent attacks and avoiding public places. The nurse should:</w:t>
       </w:r>
     </w:p>
     <w:p>
-      <w:pPr>
-        <w:spacing w:after="0" w:before="40"/>
-      </w:pPr>
       <w:r>
-        <w:rPr>
-          <w:b/>
-          <w:sz w:val="22"/>
-        </w:rPr>
-        <w:t>Answer: c</w:t>
+        <w:t xml:space="preserve">(a) Teach coping skills and gradually address avoidance</w:t>
       </w:r>
     </w:p>
     <w:p>
-      <w:pPr>
-        <w:spacing w:after="0" w:before="0"/>
-      </w:pPr>
       <w:r>
-        <w:rPr>
-          <w:b w:val="0"/>
-          <w:sz w:val="21"/>
-        </w:rPr>
-        <w:t>Solution: Magnesium sulphate can cause hypermagnesaemia; the nurse monitors deep tendon reflexes (which disappear first), respirations and urine output to detect toxicity.</w:t>
+        <w:t xml:space="preserve">(b) Encourage complete avoidance</w:t>
       </w:r>
     </w:p>
     <w:p>
-      <w:pPr>
-        <w:spacing w:after="0" w:before="0"/>
-      </w:pPr>
       <w:r>
-        <w:rPr>
-          <w:b w:val="0"/>
-          <w:sz w:val="20"/>
-        </w:rPr>
-        <w:t>Positive Marks: 1</w:t>
+        <w:t xml:space="preserve">(c) Dismiss the fear</w:t>
       </w:r>
     </w:p>
     <w:p>
-      <w:pPr>
-        <w:spacing w:after="160" w:before="0"/>
-      </w:pPr>
       <w:r>
-        <w:rPr>
-          <w:b w:val="0"/>
-          <w:sz w:val="20"/>
-        </w:rPr>
-        <w:t>Negative Marks: 0.25</w:t>
+        <w:t xml:space="preserve">(d) Restrict activity</w:t>
       </w:r>
     </w:p>
     <w:p>
-      <w:pPr>
-        <w:spacing w:after="20" w:before="120"/>
-      </w:pPr>
       <w:r>
-        <w:rPr>
-          <w:b/>
-          <w:sz w:val="22"/>
-        </w:rPr>
-        <w:t>Question: Which drug is not typically used in the treatment of acute suicidal ideation or behavior?</w:t>
+        <w:t xml:space="preserve">Answer: a</w:t>
       </w:r>
     </w:p>
     <w:p>
-      <w:pPr>
-        <w:spacing w:after="0" w:before="0"/>
-      </w:pPr>
       <w:r>
-        <w:rPr>
-          <w:b w:val="0"/>
-          <w:sz w:val="22"/>
-        </w:rPr>
-        <w:t>(a) Lithium</w:t>
+        <w:t xml:space="preserve">Solution: Panic disorder with agoraphobia — CBT, relaxation, and gradual exposure reduce avoidance. Complete avoidance reinforces the disorder.</w:t>
       </w:r>
     </w:p>
     <w:p>
-      <w:pPr>
-        <w:spacing w:after="0" w:before="0"/>
-      </w:pPr>
       <w:r>
-        <w:rPr>
-          <w:b w:val="0"/>
-          <w:sz w:val="22"/>
-        </w:rPr>
-        <w:t>(b) Clozapine</w:t>
+        <w:t xml:space="preserve">Positive Marks: 1</w:t>
       </w:r>
     </w:p>
     <w:p>
-      <w:pPr>
-        <w:spacing w:after="0" w:before="0"/>
-      </w:pPr>
       <w:r>
-        <w:rPr>
-          <w:b w:val="0"/>
-          <w:sz w:val="22"/>
-        </w:rPr>
-        <w:t>(c) Ketamine</w:t>
+        <w:t xml:space="preserve">Negative Marks: 0.25</w:t>
       </w:r>
     </w:p>
     <w:p>
-      <w:pPr>
-        <w:spacing w:after="0" w:before="0"/>
-      </w:pPr>
       <w:r>
-        <w:rPr>
-          <w:b w:val="0"/>
-          <w:sz w:val="22"/>
-        </w:rPr>
-        <w:t>(d) ECT</w:t>
+        <w:t xml:space="preserve"/>
       </w:r>
     </w:p>
     <w:p>
-      <w:pPr>
-        <w:spacing w:after="0" w:before="40"/>
-      </w:pPr>
       <w:r>
-        <w:rPr>
-          <w:b/>
-          <w:sz w:val="22"/>
-        </w:rPr>
-        <w:t>Answer: c</w:t>
+        <w:t xml:space="preserve">Question: The "Pradhan Mantri Bhartiya Janaushadhi Kendra" is part of the "Jan Aushadhi" initiative launched by:</w:t>
       </w:r>
     </w:p>
     <w:p>
-      <w:pPr>
-        <w:spacing w:after="0" w:before="0"/>
-      </w:pPr>
       <w:r>
-        <w:rPr>
-          <w:b w:val="0"/>
-          <w:sz w:val="21"/>
-        </w:rPr>
-        <w:t>Solution: Ketamine is not typically used in the treatment of acute suicidal ideation or behavior. While ketamine has been used off-label for the treatment of depression and suicidal ideation, there is limited evidence to support its use in this context. Lithium, electroconvulsive therapy (ECT), and clozapine are all treatments that may be used in the management of acute suicidal ideation or behavior.</w:t>
+        <w:t xml:space="preserve">(a) The Government of India (Department of Pharmaceuticals)</w:t>
       </w:r>
     </w:p>
     <w:p>
-      <w:pPr>
-        <w:spacing w:after="0" w:before="0"/>
-      </w:pPr>
       <w:r>
-        <w:rPr>
-          <w:b w:val="0"/>
-          <w:sz w:val="20"/>
-        </w:rPr>
-        <w:t>Positive Marks: 1</w:t>
+        <w:t xml:space="preserve">(b) State governments only</w:t>
       </w:r>
     </w:p>
     <w:p>
-      <w:pPr>
-        <w:spacing w:after="160" w:before="0"/>
-      </w:pPr>
       <w:r>
-        <w:rPr>
-          <w:b w:val="0"/>
-          <w:sz w:val="20"/>
-        </w:rPr>
-        <w:t>Negative Marks: 0.25</w:t>
+        <w:t xml:space="preserve">(c) Private companies</w:t>
       </w:r>
     </w:p>
     <w:p>
-      <w:pPr>
-        <w:spacing w:after="20" w:before="120"/>
-      </w:pPr>
       <w:r>
-        <w:rPr>
-          <w:b/>
-          <w:sz w:val="22"/>
-        </w:rPr>
-        <w:t>Question: A 17-year-old female primigravida comes to the hospital who takes iron tablets sporadically but she says she took a very iron-rich diet at home. What should the nursing officer suggest she take along with?</w:t>
+        <w:t xml:space="preserve">(d) Foreign agencies</w:t>
       </w:r>
     </w:p>
     <w:p>
-      <w:pPr>
-        <w:spacing w:after="0" w:before="0"/>
-      </w:pPr>
       <w:r>
-        <w:rPr>
-          <w:b w:val="0"/>
-          <w:sz w:val="22"/>
-        </w:rPr>
-        <w:t>(a) Vitamin-A</w:t>
+        <w:t xml:space="preserve">Answer: a</w:t>
       </w:r>
     </w:p>
     <w:p>
-      <w:pPr>
-        <w:spacing w:after="0" w:before="0"/>
-      </w:pPr>
       <w:r>
-        <w:rPr>
-          <w:b w:val="0"/>
-          <w:sz w:val="22"/>
-        </w:rPr>
-        <w:t>(b) Vitamin-D</w:t>
+        <w:t xml:space="preserve">Solution: The Jan Aushadhi initiative (PMBJP) is a Government of India program under the Department of Pharmaceuticals — operated via BPPI.</w:t>
       </w:r>
     </w:p>
     <w:p>
-      <w:pPr>
-        <w:spacing w:after="0" w:before="0"/>
-      </w:pPr>
       <w:r>
-        <w:rPr>
-          <w:b w:val="0"/>
-          <w:sz w:val="22"/>
-        </w:rPr>
-        <w:t>(c) Folic Acid</w:t>
+        <w:t xml:space="preserve">Positive Marks: 1</w:t>
       </w:r>
     </w:p>
     <w:p>
-      <w:pPr>
-        <w:spacing w:after="0" w:before="0"/>
-      </w:pPr>
       <w:r>
-        <w:rPr>
-          <w:b w:val="0"/>
-          <w:sz w:val="22"/>
-        </w:rPr>
-        <w:t>(d) Vitamin C</w:t>
+        <w:t xml:space="preserve">Negative Marks: 0.25</w:t>
       </w:r>
     </w:p>
     <w:p>
-      <w:pPr>
-        <w:spacing w:after="0" w:before="40"/>
-      </w:pPr>
       <w:r>
-        <w:rPr>
-          <w:b/>
-          <w:sz w:val="22"/>
-        </w:rPr>
-        <w:t>Answer: c</w:t>
+        <w:t xml:space="preserve"/>
       </w:r>
     </w:p>
     <w:p>
-      <w:pPr>
-        <w:spacing w:after="0" w:before="0"/>
-      </w:pPr>
       <w:r>
-        <w:rPr>
-          <w:b w:val="0"/>
-          <w:sz w:val="21"/>
-        </w:rPr>
-        <w:t>Solution: The nursing officer should suggest that the 17-year-old female primigravida take folic acid along with her sporadic iron intake and iron-rich diet. Folic acid is an essential nutrient during pregnancy as it plays a crucial role in the development of the neural tube in the fetus and helps prevent neural Follic aid Nutrition) critamins / tube defects. While iron is important for addressing anemia and supporting healthy blood production, folic acid is specifically recommended for pregnant women to ensure proper fetal development. It is advisable for the primigravida to take folic acid supplements regularly as prescribed by her healthcare provider to meet the increased demands during pregnancy.</w:t>
+        <w:t xml:space="preserve">Question: The nurse is to give 300 mg of a medication. The vial contains 100 mg/mL. The volume to give is:</w:t>
       </w:r>
     </w:p>
     <w:p>
-      <w:pPr>
-        <w:spacing w:after="0" w:before="0"/>
-      </w:pPr>
       <w:r>
-        <w:rPr>
-          <w:b w:val="0"/>
-          <w:sz w:val="20"/>
-        </w:rPr>
-        <w:t>Positive Marks: 1</w:t>
+        <w:t xml:space="preserve">(a) 2 mL</w:t>
       </w:r>
     </w:p>
     <w:p>
-      <w:pPr>
-        <w:spacing w:after="160" w:before="0"/>
-      </w:pPr>
       <w:r>
-        <w:rPr>
-          <w:b w:val="0"/>
-          <w:sz w:val="20"/>
-        </w:rPr>
-        <w:t>Negative Marks: 0.25</w:t>
+        <w:t xml:space="preserve">(b) 3 mL</w:t>
       </w:r>
     </w:p>
     <w:p>
-      <w:pPr>
-        <w:spacing w:after="20" w:before="120"/>
-      </w:pPr>
       <w:r>
-        <w:rPr>
-          <w:b/>
-          <w:sz w:val="22"/>
-        </w:rPr>
-        <w:t>Question: A child is on chemotherapy. The nurse should teacher the mother about the following; except:</w:t>
+        <w:t xml:space="preserve">(c) 4 mL</w:t>
       </w:r>
     </w:p>
     <w:p>
-      <w:pPr>
-        <w:spacing w:after="0" w:before="0"/>
-      </w:pPr>
       <w:r>
-        <w:rPr>
-          <w:b w:val="0"/>
-          <w:sz w:val="22"/>
-        </w:rPr>
-        <w:t>(a) Hand washing</w:t>
+        <w:t xml:space="preserve">(d) 5 mL</w:t>
       </w:r>
     </w:p>
     <w:p>
-      <w:pPr>
-        <w:spacing w:after="0" w:before="0"/>
-      </w:pPr>
       <w:r>
-        <w:rPr>
-          <w:b w:val="0"/>
-          <w:sz w:val="22"/>
-        </w:rPr>
-        <w:t>(b) Avoid crowded place</w:t>
+        <w:t xml:space="preserve">Answer: b</w:t>
       </w:r>
     </w:p>
     <w:p>
-      <w:pPr>
-        <w:spacing w:after="0" w:before="0"/>
-      </w:pPr>
       <w:r>
-        <w:rPr>
-          <w:b w:val="0"/>
-          <w:sz w:val="22"/>
-        </w:rPr>
-        <w:t>(c) Brush two times</w:t>
+        <w:t xml:space="preserve">Solution: Volume = 300 ÷ 100 = 3 mL.</w:t>
       </w:r>
     </w:p>
     <w:p>
-      <w:pPr>
-        <w:spacing w:after="0" w:before="0"/>
-      </w:pPr>
       <w:r>
-        <w:rPr>
-          <w:b w:val="0"/>
-          <w:sz w:val="22"/>
-        </w:rPr>
-        <w:t>(d) Sitz bath</w:t>
+        <w:t xml:space="preserve">Positive Marks: 1</w:t>
       </w:r>
     </w:p>
     <w:p>
-      <w:pPr>
-        <w:spacing w:after="0" w:before="40"/>
-      </w:pPr>
       <w:r>
-        <w:rPr>
-          <w:b/>
-          <w:sz w:val="22"/>
-        </w:rPr>
-        <w:t>Answer: d</w:t>
+        <w:t xml:space="preserve">Negative Marks: 0.25</w:t>
       </w:r>
     </w:p>
     <w:p>
-      <w:pPr>
-        <w:spacing w:after="0" w:before="0"/>
-      </w:pPr>
       <w:r>
-        <w:rPr>
-          <w:b w:val="0"/>
-          <w:sz w:val="21"/>
-        </w:rPr>
-        <w:t>Solution: The mother is taught hand washing, avoiding crowded places and oral care; a sitz bath is not relevant to chemotherapy care.</w:t>
+        <w:t xml:space="preserve"/>
       </w:r>
     </w:p>
     <w:p>
-      <w:pPr>
-        <w:spacing w:after="0" w:before="0"/>
-      </w:pPr>
       <w:r>
-        <w:rPr>
-          <w:b w:val="0"/>
-          <w:sz w:val="20"/>
-        </w:rPr>
-        <w:t>Positive Marks: 1</w:t>
+        <w:t xml:space="preserve">Question: The nurse is caring for a patient with hypermagnesemia. Which antidote is kept ready?</w:t>
       </w:r>
     </w:p>
     <w:p>
-      <w:pPr>
-        <w:spacing w:after="160" w:before="0"/>
-      </w:pPr>
       <w:r>
-        <w:rPr>
-          <w:b w:val="0"/>
-          <w:sz w:val="20"/>
-        </w:rPr>
-        <w:t>Negative Marks: 0.25</w:t>
+        <w:t xml:space="preserve">(a) Calcium gluconate</w:t>
       </w:r>
     </w:p>
     <w:p>
-      <w:pPr>
-        <w:spacing w:after="20" w:before="120"/>
-      </w:pPr>
       <w:r>
-        <w:rPr>
-          <w:b/>
-          <w:sz w:val="22"/>
-        </w:rPr>
-        <w:t>Question: A client's cardiac monitor shows new-onset atrial fibrillation with a ventricular rate of 150 beats/min. Which assessment is the nurse's priority?</w:t>
+        <w:t xml:space="preserve">(b) Naloxone</w:t>
       </w:r>
     </w:p>
     <w:p>
-      <w:pPr>
-        <w:spacing w:after="0" w:before="0"/>
-      </w:pPr>
       <w:r>
-        <w:rPr>
-          <w:b w:val="0"/>
-          <w:sz w:val="22"/>
-        </w:rPr>
-        <w:t>(a) Deep tendon reflexes</w:t>
+        <w:t xml:space="preserve">(c) Protamine sulfate</w:t>
       </w:r>
     </w:p>
     <w:p>
-      <w:pPr>
-        <w:spacing w:after="0" w:before="0"/>
-      </w:pPr>
       <w:r>
-        <w:rPr>
-          <w:b w:val="0"/>
-          <w:sz w:val="22"/>
-        </w:rPr>
-        <w:t>(b) Level of consciousness and blood pressure</w:t>
+        <w:t xml:space="preserve">(d) Vitamin K</w:t>
       </w:r>
     </w:p>
     <w:p>
-      <w:pPr>
-        <w:spacing w:after="0" w:before="0"/>
-      </w:pPr>
       <w:r>
-        <w:rPr>
-          <w:b w:val="0"/>
-          <w:sz w:val="22"/>
-        </w:rPr>
-        <w:t>(c) Peripheral pulses and skin color</w:t>
+        <w:t xml:space="preserve">Answer: a</w:t>
       </w:r>
     </w:p>
     <w:p>
-      <w:pPr>
-        <w:spacing w:after="0" w:before="0"/>
-      </w:pPr>
       <w:r>
-        <w:rPr>
-          <w:b w:val="0"/>
-          <w:sz w:val="22"/>
-        </w:rPr>
-        <w:t>(d) Hourly urine output</w:t>
+        <w:t xml:space="preserve">Solution: Calcium gluconate is the antidote for magnesium toxicity — the nurse monitors reflexes, respirations, and urine output, and administers the antidote as ordered.</w:t>
       </w:r>
     </w:p>
     <w:p>
-      <w:pPr>
-        <w:spacing w:after="0" w:before="40"/>
-      </w:pPr>
       <w:r>
-        <w:rPr>
-          <w:b/>
-          <w:sz w:val="22"/>
-        </w:rPr>
-        <w:t>Answer: b</w:t>
+        <w:t xml:space="preserve">Positive Marks: 1</w:t>
       </w:r>
     </w:p>
     <w:p>
-      <w:pPr>
-        <w:spacing w:after="0" w:before="0"/>
-      </w:pPr>
       <w:r>
-        <w:rPr>
-          <w:b w:val="0"/>
-          <w:sz w:val="21"/>
-        </w:rPr>
-        <w:t>Solution: Rapid atrial fibrillation can cause hemodynamic compromise; the priority is to evaluate cerebral perfusion (level of consciousness) and blood pressure for instability.</w:t>
+        <w:t xml:space="preserve">Negative Marks: 0.25</w:t>
       </w:r>
     </w:p>
     <w:p>
-      <w:pPr>
-        <w:spacing w:after="0" w:before="0"/>
-      </w:pPr>
       <w:r>
-        <w:rPr>
-          <w:b w:val="0"/>
-          <w:sz w:val="20"/>
-        </w:rPr>
-        <w:t>Positive Marks: 1</w:t>
+        <w:t xml:space="preserve"/>
       </w:r>
     </w:p>
     <w:p>
-      <w:pPr>
-        <w:spacing w:after="160" w:before="0"/>
-      </w:pPr>
       <w:r>
-        <w:rPr>
-          <w:b w:val="0"/>
-          <w:sz w:val="20"/>
-        </w:rPr>
-        <w:t>Negative Marks: 0.25</w:t>
+        <w:t xml:space="preserve">Question: The nurse is assessing a patient's pupils. Which finding is concerning?</w:t>
+      </w:r>
+    </w:p>
+    <w:p>
+      <w:r>
+        <w:t xml:space="preserve">(a) Unequal, sluggish, or non-reactive pupils</w:t>
+      </w:r>
+    </w:p>
+    <w:p>
+      <w:r>
+        <w:t xml:space="preserve">(b) Equal, round, reactive pupils</w:t>
+      </w:r>
+    </w:p>
+    <w:p>
+      <w:r>
+        <w:t xml:space="preserve">(c) Normal response to light</w:t>
+      </w:r>
+    </w:p>
+    <w:p>
+      <w:r>
+        <w:t xml:space="preserve">(d) Symmetrical pupils</w:t>
+      </w:r>
+    </w:p>
+    <w:p>
+      <w:r>
+        <w:t xml:space="preserve">Answer: a</w:t>
+      </w:r>
+    </w:p>
+    <w:p>
+      <w:r>
+        <w:t xml:space="preserve">Solution: Unequal, sluggish, or non-reactive pupils suggest neurological injury or raised ICP — the nurse reports and monitors closely. PERRLA is normal.</w:t>
+      </w:r>
+    </w:p>
+    <w:p>
+      <w:r>
+        <w:t xml:space="preserve">Positive Marks: 1</w:t>
+      </w:r>
+    </w:p>
+    <w:p>
+      <w:r>
+        <w:t xml:space="preserve">Negative Marks: 0.25</w:t>
+      </w:r>
+    </w:p>
+    <w:p>
+      <w:r>
+        <w:t xml:space="preserve"/>
+      </w:r>
+    </w:p>
+    <w:p>
+      <w:r>
+        <w:t xml:space="preserve">Question: A patient with a fractured humerus is being discharged with a sling. The nurse should teach the patient to:</w:t>
+      </w:r>
+    </w:p>
+    <w:p>
+      <w:r>
+        <w:t xml:space="preserve">(a) Report numbness or pallor in the hand and perform gentle exercises</w:t>
+      </w:r>
+    </w:p>
+    <w:p>
+      <w:r>
+        <w:t xml:space="preserve">(b) Remove the sling permanently</w:t>
+      </w:r>
+    </w:p>
+    <w:p>
+      <w:r>
+        <w:t xml:space="preserve">(c) Lift heavy objects</w:t>
+      </w:r>
+    </w:p>
+    <w:p>
+      <w:r>
+        <w:t xml:space="preserve">(d) Skip follow-up</w:t>
+      </w:r>
+    </w:p>
+    <w:p>
+      <w:r>
+        <w:t xml:space="preserve">Answer: a</w:t>
+      </w:r>
+    </w:p>
+    <w:p>
+      <w:r>
+        <w:t xml:space="preserve">Solution: Humerus fracture discharge — report neurovascular changes, wear the sling as advised, perform pendulum exercises, and attend follow-up.</w:t>
+      </w:r>
+    </w:p>
+    <w:p>
+      <w:r>
+        <w:t xml:space="preserve">Positive Marks: 1</w:t>
+      </w:r>
+    </w:p>
+    <w:p>
+      <w:r>
+        <w:t xml:space="preserve">Negative Marks: 0.25</w:t>
       </w:r>
     </w:p>
     <w:sectPr>
       <w:pgSz w:w="12240" w:h="15840"/>
-      <w:pgMar w:top="864" w:right="1008" w:bottom="864" w:left="1008" w:header="720" w:footer="720" w:gutter="0"/>
+      <w:pgMar w:top="1440" w:right="1800" w:bottom="1440" w:left="1800" w:header="720" w:footer="720" w:gutter="0"/>
       <w:cols w:space="720"/>
       <w:docGrid w:linePitch="360"/>
     </w:sectPr>
@@ -2535,10 +1365,6 @@
     <w:name w:val="Normal"/>
     <w:qFormat/>
     <w:rsid w:val="00FC693F"/>
-    <w:rPr>
-      <w:rFonts w:ascii="Calibri" w:hAnsi="Calibri"/>
-      <w:sz w:val="22"/>
-    </w:rPr>
   </w:style>
   <w:style w:type="paragraph" w:styleId="Header">
     <w:name w:val="header"/>
